--- a/downloads/documents/05 Materials/Unit 06/Slides/Slides 06.04 - Food Scarcity and Food Deserts.docx
+++ b/downloads/documents/05 Materials/Unit 06/Slides/Slides 06.04 - Food Scarcity and Food Deserts.docx
@@ -815,7 +815,7 @@
     <w:sectPr>
       <w:headerReference w:type="default" r:id="rId9"/>
       <w:pgSz w:w="12240" w:h="15840"/>
-      <w:pgMar w:top="1440" w:bottom="1440" w:left="1440" w:right="1440" w:header="504"/>
+      <w:pgMar w:top="1008" w:bottom="1008" w:left="1008" w:right="1008" w:header="504"/>
     </w:sectPr>
   </w:body>
 </w:document>

--- a/downloads/documents/05 Materials/Unit 06/Slides/Slides 06.04 - Food Scarcity and Food Deserts.docx
+++ b/downloads/documents/05 Materials/Unit 06/Slides/Slides 06.04 - Food Scarcity and Food Deserts.docx
@@ -477,7 +477,7 @@
         <w:t xml:space="preserve"> </w:t>
       </w:r>
       <w:r>
-        <w:t xml:space="preserve">Image: the neighborhood map from the handout, projected large, with the scale bar visible.</w:t>
+        <w:t xml:space="preserve">Image: the neighborhood map from the handout, projected large, with the scale (1 inch = 0.4 miles) written beside it.</w:t>
       </w:r>
       <w:r>
         <w:t xml:space="preserve"> </w:t>
